--- a/黄浩昀/语法巩固方案/学生版/第6课_语法讲义与练习_学生版.docx
+++ b/黄浩昀/语法巩固方案/学生版/第6课_语法讲义与练习_学生版.docx
@@ -14,7 +14,7 @@
           <w:color w:val="1F4E79"/>
           <w:sz w:val="32"/>
         </w:rPr>
-        <w:t>第 6 课 · 定语从句完整体系</w:t>
+        <w:t>第 6 课 · 时态综合</w:t>
       </w:r>
     </w:p>
     <w:p>
@@ -29,7 +29,7 @@
           <w:color w:val="888888"/>
           <w:sz w:val="20"/>
         </w:rPr>
-        <w:t>【新知课 · 2024新版九上 U9】黄浩昀 · 语法巩固与学习系列 · 学生版</w:t>
+        <w:t>【复习50% + 新知50% · 新知：定语从句·只用that/which特例】黄浩昀 · 语法巩固与学习系列 · 学生版</w:t>
       </w:r>
     </w:p>
     <w:p>
@@ -59,7 +59,37 @@
           <w:color w:val="2E75B6"/>
           <w:sz w:val="24"/>
         </w:rPr>
-        <w:t>6.1 关系代词与副词</w:t>
+        <w:t>6.0 复习板块（50%）· 八年级系统板块：时态综合</w:t>
+      </w:r>
+    </w:p>
+    <w:p>
+      <w:pPr>
+        <w:pStyle w:val="ListBullet"/>
+        <w:spacing w:after="20"/>
+      </w:pPr>
+      <w:r>
+        <w:rPr>
+          <w:rFonts w:ascii="Times New Roman" w:hAnsi="Times New Roman" w:eastAsia="微软雅黑"/>
+          <w:b w:val="0"/>
+          <w:i w:val="0"/>
+          <w:sz w:val="22"/>
+        </w:rPr>
+        <w:t>—— 本课复习八年级系统板块 ——</w:t>
+      </w:r>
+    </w:p>
+    <w:p>
+      <w:pPr>
+        <w:spacing w:before="80"/>
+      </w:pPr>
+      <w:r>
+        <w:rPr>
+          <w:rFonts w:ascii="Times New Roman" w:hAnsi="Times New Roman" w:eastAsia="微软雅黑"/>
+          <w:b/>
+          <w:i w:val="0"/>
+          <w:color w:val="2E75B6"/>
+          <w:sz w:val="24"/>
+        </w:rPr>
+        <w:t>6.1 八种时态总框架表</w:t>
       </w:r>
     </w:p>
     <w:tbl>
@@ -91,7 +121,7 @@
                 <w:color w:val="FFFFFF"/>
                 <w:sz w:val="20"/>
               </w:rPr>
-              <w:t>关系词</w:t>
+              <w:t>时态</w:t>
             </w:r>
           </w:p>
         </w:tc>
@@ -110,7 +140,7 @@
                 <w:color w:val="FFFFFF"/>
                 <w:sz w:val="20"/>
               </w:rPr>
-              <w:t>指代</w:t>
+              <w:t>构成</w:t>
             </w:r>
           </w:p>
         </w:tc>
@@ -129,7 +159,7 @@
                 <w:color w:val="FFFFFF"/>
                 <w:sz w:val="20"/>
               </w:rPr>
-              <w:t>成分</w:t>
+              <w:t>标志词</w:t>
             </w:r>
           </w:p>
         </w:tc>
@@ -167,7 +197,7 @@
                 <w:i w:val="0"/>
                 <w:sz w:val="20"/>
               </w:rPr>
-              <w:t>who/whom</w:t>
+              <w:t>一般现在</w:t>
             </w:r>
           </w:p>
         </w:tc>
@@ -184,7 +214,7 @@
                 <w:i w:val="0"/>
                 <w:sz w:val="20"/>
               </w:rPr>
-              <w:t>人</w:t>
+              <w:t>do/does</w:t>
             </w:r>
           </w:p>
         </w:tc>
@@ -201,7 +231,7 @@
                 <w:i w:val="0"/>
                 <w:sz w:val="20"/>
               </w:rPr>
-              <w:t>主/宾</w:t>
+              <w:t>always, every day, usually</w:t>
             </w:r>
           </w:p>
         </w:tc>
@@ -218,7 +248,7 @@
                 <w:i w:val="0"/>
                 <w:sz w:val="20"/>
               </w:rPr>
-              <w:t>The girl who sings well is my sister.</w:t>
+              <w:t>He gets up at seven.</w:t>
             </w:r>
           </w:p>
         </w:tc>
@@ -237,7 +267,7 @@
                 <w:i w:val="0"/>
                 <w:sz w:val="20"/>
               </w:rPr>
-              <w:t>which/that</w:t>
+              <w:t>一般过去</w:t>
             </w:r>
           </w:p>
         </w:tc>
@@ -254,7 +284,7 @@
                 <w:i w:val="0"/>
                 <w:sz w:val="20"/>
               </w:rPr>
-              <w:t>物</w:t>
+              <w:t>did</w:t>
             </w:r>
           </w:p>
         </w:tc>
@@ -271,7 +301,7 @@
                 <w:i w:val="0"/>
                 <w:sz w:val="20"/>
               </w:rPr>
-              <w:t>主/宾</w:t>
+              <w:t>yesterday, ago, last</w:t>
             </w:r>
           </w:p>
         </w:tc>
@@ -288,7 +318,7 @@
                 <w:i w:val="0"/>
                 <w:sz w:val="20"/>
               </w:rPr>
-              <w:t>I like music which is quiet.</w:t>
+              <w:t>I visited Beijing last year.</w:t>
             </w:r>
           </w:p>
         </w:tc>
@@ -307,7 +337,7 @@
                 <w:i w:val="0"/>
                 <w:sz w:val="20"/>
               </w:rPr>
-              <w:t>whose</w:t>
+              <w:t>一般将来</w:t>
             </w:r>
           </w:p>
         </w:tc>
@@ -324,7 +354,7 @@
                 <w:i w:val="0"/>
                 <w:sz w:val="20"/>
               </w:rPr>
-              <w:t>所属</w:t>
+              <w:t>will do</w:t>
             </w:r>
           </w:p>
         </w:tc>
@@ -341,7 +371,7 @@
                 <w:i w:val="0"/>
                 <w:sz w:val="20"/>
               </w:rPr>
-              <w:t>定语</w:t>
+              <w:t>tomorrow, next, in+时段</w:t>
             </w:r>
           </w:p>
         </w:tc>
@@ -358,7 +388,7 @@
                 <w:i w:val="0"/>
                 <w:sz w:val="20"/>
               </w:rPr>
-              <w:t>The boy whose father is a doctor is my friend.</w:t>
+              <w:t>She will come tomorrow.</w:t>
             </w:r>
           </w:p>
         </w:tc>
@@ -377,7 +407,7 @@
                 <w:i w:val="0"/>
                 <w:sz w:val="20"/>
               </w:rPr>
-              <w:t>when/where</w:t>
+              <w:t>现在进行</w:t>
             </w:r>
           </w:p>
         </w:tc>
@@ -394,7 +424,7 @@
                 <w:i w:val="0"/>
                 <w:sz w:val="20"/>
               </w:rPr>
-              <w:t>时间/地点</w:t>
+              <w:t>am/is/are doing</w:t>
             </w:r>
           </w:p>
         </w:tc>
@@ -411,7 +441,7 @@
                 <w:i w:val="0"/>
                 <w:sz w:val="20"/>
               </w:rPr>
-              <w:t>状语</w:t>
+              <w:t>now, look, listen</w:t>
             </w:r>
           </w:p>
         </w:tc>
@@ -428,12 +458,238 @@
                 <w:i w:val="0"/>
                 <w:sz w:val="20"/>
               </w:rPr>
-              <w:t>I remember the day when we met.</w:t>
+              <w:t>They are playing now.</w:t>
+            </w:r>
+          </w:p>
+        </w:tc>
+      </w:tr>
+      <w:tr>
+        <w:tc>
+          <w:tcPr>
+            <w:tcW w:type="dxa" w:w="2550"/>
+          </w:tcPr>
+          <w:p>
+            <w:r/>
+            <w:r>
+              <w:rPr>
+                <w:rFonts w:ascii="Times New Roman" w:hAnsi="Times New Roman" w:eastAsia="微软雅黑"/>
+                <w:b w:val="0"/>
+                <w:i w:val="0"/>
+                <w:sz w:val="20"/>
+              </w:rPr>
+              <w:t>过去进行</w:t>
+            </w:r>
+          </w:p>
+        </w:tc>
+        <w:tc>
+          <w:tcPr>
+            <w:tcW w:type="dxa" w:w="2550"/>
+          </w:tcPr>
+          <w:p>
+            <w:r/>
+            <w:r>
+              <w:rPr>
+                <w:rFonts w:ascii="Times New Roman" w:hAnsi="Times New Roman" w:eastAsia="微软雅黑"/>
+                <w:b w:val="0"/>
+                <w:i w:val="0"/>
+                <w:sz w:val="20"/>
+              </w:rPr>
+              <w:t>was/were doing</w:t>
+            </w:r>
+          </w:p>
+        </w:tc>
+        <w:tc>
+          <w:tcPr>
+            <w:tcW w:type="dxa" w:w="2550"/>
+          </w:tcPr>
+          <w:p>
+            <w:r/>
+            <w:r>
+              <w:rPr>
+                <w:rFonts w:ascii="Times New Roman" w:hAnsi="Times New Roman" w:eastAsia="微软雅黑"/>
+                <w:b w:val="0"/>
+                <w:i w:val="0"/>
+                <w:sz w:val="20"/>
+              </w:rPr>
+              <w:t>at that time, while</w:t>
+            </w:r>
+          </w:p>
+        </w:tc>
+        <w:tc>
+          <w:tcPr>
+            <w:tcW w:type="dxa" w:w="2550"/>
+          </w:tcPr>
+          <w:p>
+            <w:r/>
+            <w:r>
+              <w:rPr>
+                <w:rFonts w:ascii="Times New Roman" w:hAnsi="Times New Roman" w:eastAsia="微软雅黑"/>
+                <w:b w:val="0"/>
+                <w:i w:val="0"/>
+                <w:sz w:val="20"/>
+              </w:rPr>
+              <w:t>I was reading when he came.</w:t>
+            </w:r>
+          </w:p>
+        </w:tc>
+      </w:tr>
+      <w:tr>
+        <w:tc>
+          <w:tcPr>
+            <w:tcW w:type="dxa" w:w="2550"/>
+          </w:tcPr>
+          <w:p>
+            <w:r/>
+            <w:r>
+              <w:rPr>
+                <w:rFonts w:ascii="Times New Roman" w:hAnsi="Times New Roman" w:eastAsia="微软雅黑"/>
+                <w:b w:val="0"/>
+                <w:i w:val="0"/>
+                <w:sz w:val="20"/>
+              </w:rPr>
+              <w:t>现在完成</w:t>
+            </w:r>
+          </w:p>
+        </w:tc>
+        <w:tc>
+          <w:tcPr>
+            <w:tcW w:type="dxa" w:w="2550"/>
+          </w:tcPr>
+          <w:p>
+            <w:r/>
+            <w:r>
+              <w:rPr>
+                <w:rFonts w:ascii="Times New Roman" w:hAnsi="Times New Roman" w:eastAsia="微软雅黑"/>
+                <w:b w:val="0"/>
+                <w:i w:val="0"/>
+                <w:sz w:val="20"/>
+              </w:rPr>
+              <w:t>have/has done</w:t>
+            </w:r>
+          </w:p>
+        </w:tc>
+        <w:tc>
+          <w:tcPr>
+            <w:tcW w:type="dxa" w:w="2550"/>
+          </w:tcPr>
+          <w:p>
+            <w:r/>
+            <w:r>
+              <w:rPr>
+                <w:rFonts w:ascii="Times New Roman" w:hAnsi="Times New Roman" w:eastAsia="微软雅黑"/>
+                <w:b w:val="0"/>
+                <w:i w:val="0"/>
+                <w:sz w:val="20"/>
+              </w:rPr>
+              <w:t>already, since, for, ever, never</w:t>
+            </w:r>
+          </w:p>
+        </w:tc>
+        <w:tc>
+          <w:tcPr>
+            <w:tcW w:type="dxa" w:w="2550"/>
+          </w:tcPr>
+          <w:p>
+            <w:r/>
+            <w:r>
+              <w:rPr>
+                <w:rFonts w:ascii="Times New Roman" w:hAnsi="Times New Roman" w:eastAsia="微软雅黑"/>
+                <w:b w:val="0"/>
+                <w:i w:val="0"/>
+                <w:sz w:val="20"/>
+              </w:rPr>
+              <w:t>He has lived here since 2020.</w:t>
+            </w:r>
+          </w:p>
+        </w:tc>
+      </w:tr>
+      <w:tr>
+        <w:tc>
+          <w:tcPr>
+            <w:tcW w:type="dxa" w:w="2550"/>
+          </w:tcPr>
+          <w:p>
+            <w:r/>
+            <w:r>
+              <w:rPr>
+                <w:rFonts w:ascii="Times New Roman" w:hAnsi="Times New Roman" w:eastAsia="微软雅黑"/>
+                <w:b w:val="0"/>
+                <w:i w:val="0"/>
+                <w:sz w:val="20"/>
+              </w:rPr>
+              <w:t>过去完成</w:t>
+            </w:r>
+          </w:p>
+        </w:tc>
+        <w:tc>
+          <w:tcPr>
+            <w:tcW w:type="dxa" w:w="2550"/>
+          </w:tcPr>
+          <w:p>
+            <w:r/>
+            <w:r>
+              <w:rPr>
+                <w:rFonts w:ascii="Times New Roman" w:hAnsi="Times New Roman" w:eastAsia="微软雅黑"/>
+                <w:b w:val="0"/>
+                <w:i w:val="0"/>
+                <w:sz w:val="20"/>
+              </w:rPr>
+              <w:t>had done</w:t>
+            </w:r>
+          </w:p>
+        </w:tc>
+        <w:tc>
+          <w:tcPr>
+            <w:tcW w:type="dxa" w:w="2550"/>
+          </w:tcPr>
+          <w:p>
+            <w:r/>
+            <w:r>
+              <w:rPr>
+                <w:rFonts w:ascii="Times New Roman" w:hAnsi="Times New Roman" w:eastAsia="微软雅黑"/>
+                <w:b w:val="0"/>
+                <w:i w:val="0"/>
+                <w:sz w:val="20"/>
+              </w:rPr>
+              <w:t>by+过去时间, before+过去动作</w:t>
+            </w:r>
+          </w:p>
+        </w:tc>
+        <w:tc>
+          <w:tcPr>
+            <w:tcW w:type="dxa" w:w="2550"/>
+          </w:tcPr>
+          <w:p>
+            <w:r/>
+            <w:r>
+              <w:rPr>
+                <w:rFonts w:ascii="Times New Roman" w:hAnsi="Times New Roman" w:eastAsia="微软雅黑"/>
+                <w:b w:val="0"/>
+                <w:i w:val="0"/>
+                <w:sz w:val="20"/>
+              </w:rPr>
+              <w:t>She had finished before I arrived.</w:t>
             </w:r>
           </w:p>
         </w:tc>
       </w:tr>
     </w:tbl>
+    <w:p>
+      <w:pPr>
+        <w:pStyle w:val="ListBullet"/>
+        <w:spacing w:after="20"/>
+      </w:pPr>
+      <w:r>
+        <w:rPr>
+          <w:rFonts w:ascii="Times New Roman" w:hAnsi="Times New Roman" w:eastAsia="微软雅黑"/>
+          <w:b/>
+          <w:i w:val="0"/>
+          <w:color w:val="C00000"/>
+          <w:sz w:val="22"/>
+        </w:rPr>
+        <w:t>时态选择流程：先找标志词（already/since/for/yesterday/next...）→ 再按时态表定位。</w:t>
+      </w:r>
+    </w:p>
     <w:p>
       <w:pPr>
         <w:spacing w:before="80"/>
@@ -446,7 +702,7 @@
           <w:color w:val="2E75B6"/>
           <w:sz w:val="24"/>
         </w:rPr>
-        <w:t>6.2 只用 that / 只用 which</w:t>
+        <w:t>6.2 for 与 since 辨析</w:t>
       </w:r>
     </w:p>
     <w:p>
@@ -462,7 +718,7 @@
           <w:color w:val="C00000"/>
           <w:sz w:val="22"/>
         </w:rPr>
-        <w:t>只用 that：不定代词、the only/序数词/最高级、人物混杂。只用 which：介词后、非限制性从句。</w:t>
+        <w:t>for + 时间段（for six years）；since + 时间点/过去时从句（since 2020 / since I was born）。二者可同义转换。</w:t>
       </w:r>
     </w:p>
     <w:p>
@@ -477,7 +733,7 @@
           <w:i/>
           <w:sz w:val="22"/>
         </w:rPr>
-        <w:t xml:space="preserve">This is the only book that I can find, and this is the pen with which I write.　</w:t>
+        <w:t xml:space="preserve">She has lived in Changsha since 2018, and I have known her for six years, both of which are true.　</w:t>
       </w:r>
       <w:r>
         <w:rPr>
@@ -487,7 +743,250 @@
           <w:color w:val="595959"/>
           <w:sz w:val="22"/>
         </w:rPr>
-        <w:t>这是我能找到的唯一一本书，这是我写字的钢笔。</w:t>
+        <w:t>她自2018年起住在长沙，我认识她六年了，这两件事都是真的。</w:t>
+      </w:r>
+    </w:p>
+    <w:p>
+      <w:pPr>
+        <w:spacing w:before="80"/>
+      </w:pPr>
+      <w:r>
+        <w:rPr>
+          <w:rFonts w:ascii="Times New Roman" w:hAnsi="Times New Roman" w:eastAsia="微软雅黑"/>
+          <w:b/>
+          <w:i w:val="0"/>
+          <w:color w:val="2E75B6"/>
+          <w:sz w:val="24"/>
+        </w:rPr>
+        <w:t>6.3 过去完成时 had done（过去的过去）</w:t>
+      </w:r>
+    </w:p>
+    <w:p>
+      <w:pPr>
+        <w:pStyle w:val="ListBullet"/>
+        <w:spacing w:after="20"/>
+      </w:pPr>
+      <w:r>
+        <w:rPr>
+          <w:rFonts w:ascii="Times New Roman" w:hAnsi="Times New Roman" w:eastAsia="微软雅黑"/>
+          <w:b/>
+          <w:i w:val="0"/>
+          <w:color w:val="C00000"/>
+          <w:sz w:val="22"/>
+        </w:rPr>
+        <w:t>had + 过去分词，表过去的过去；标志：by + 过去时间、before/when + 过去动作。</w:t>
+      </w:r>
+    </w:p>
+    <w:p>
+      <w:pPr>
+        <w:spacing w:lineRule="auto" w:line="312" w:after="20"/>
+        <w:ind w:left="340"/>
+      </w:pPr>
+      <w:r>
+        <w:rPr>
+          <w:rFonts w:ascii="Times New Roman" w:hAnsi="Times New Roman" w:eastAsia="微软雅黑"/>
+          <w:b w:val="0"/>
+          <w:i/>
+          <w:sz w:val="22"/>
+        </w:rPr>
+        <w:t xml:space="preserve">By the time I got to the station, the train had left for ten minutes, so I had to wait for the next one.　</w:t>
+      </w:r>
+      <w:r>
+        <w:rPr>
+          <w:rFonts w:ascii="Times New Roman" w:hAnsi="Times New Roman" w:eastAsia="微软雅黑"/>
+          <w:b w:val="0"/>
+          <w:i w:val="0"/>
+          <w:color w:val="595959"/>
+          <w:sz w:val="22"/>
+        </w:rPr>
+        <w:t>我到车站时火车已经开走十分钟了，所以我只好等下一班。</w:t>
+      </w:r>
+    </w:p>
+    <w:p>
+      <w:pPr>
+        <w:spacing w:before="80"/>
+      </w:pPr>
+      <w:r>
+        <w:rPr>
+          <w:rFonts w:ascii="Times New Roman" w:hAnsi="Times New Roman" w:eastAsia="微软雅黑"/>
+          <w:b/>
+          <w:i w:val="0"/>
+          <w:color w:val="2E75B6"/>
+          <w:sz w:val="24"/>
+        </w:rPr>
+        <w:t>6.4 新知板块（50%）· 九年级新语法：定语从句·只用 that / 只用 which</w:t>
+      </w:r>
+    </w:p>
+    <w:p>
+      <w:pPr>
+        <w:pStyle w:val="ListBullet"/>
+        <w:spacing w:after="20"/>
+      </w:pPr>
+      <w:r>
+        <w:rPr>
+          <w:rFonts w:ascii="Times New Roman" w:hAnsi="Times New Roman" w:eastAsia="微软雅黑"/>
+          <w:b w:val="0"/>
+          <w:i w:val="0"/>
+          <w:sz w:val="22"/>
+        </w:rPr>
+        <w:t>—— 本课新学九年级语法：定语从句（完整体系第 3 讲：只用 that / 只用 which 情形）——</w:t>
+      </w:r>
+    </w:p>
+    <w:p>
+      <w:pPr>
+        <w:spacing w:before="80"/>
+      </w:pPr>
+      <w:r>
+        <w:rPr>
+          <w:rFonts w:ascii="Times New Roman" w:hAnsi="Times New Roman" w:eastAsia="微软雅黑"/>
+          <w:b/>
+          <w:i w:val="0"/>
+          <w:color w:val="2E75B6"/>
+          <w:sz w:val="24"/>
+        </w:rPr>
+        <w:t>6.5 只用 that 的情形</w:t>
+      </w:r>
+    </w:p>
+    <w:p>
+      <w:pPr>
+        <w:pStyle w:val="ListBullet"/>
+        <w:spacing w:after="20"/>
+      </w:pPr>
+      <w:r>
+        <w:rPr>
+          <w:rFonts w:ascii="Times New Roman" w:hAnsi="Times New Roman" w:eastAsia="微软雅黑"/>
+          <w:b/>
+          <w:i w:val="0"/>
+          <w:color w:val="C00000"/>
+          <w:sz w:val="22"/>
+        </w:rPr>
+        <w:t>① 先行词为不定代词（all/everything/nothing/anything）；② 先行词被 the only / the very / 序数词 / 最高级修饰；③ 先行词既有人又有物。</w:t>
+      </w:r>
+    </w:p>
+    <w:p>
+      <w:pPr>
+        <w:spacing w:lineRule="auto" w:line="312" w:after="20"/>
+        <w:ind w:left="340"/>
+      </w:pPr>
+      <w:r>
+        <w:rPr>
+          <w:rFonts w:ascii="Times New Roman" w:hAnsi="Times New Roman" w:eastAsia="微软雅黑"/>
+          <w:b w:val="0"/>
+          <w:i/>
+          <w:sz w:val="22"/>
+        </w:rPr>
+        <w:t xml:space="preserve">This is the only book that I have read this year, and everything that the teacher said was quite useful.　</w:t>
+      </w:r>
+      <w:r>
+        <w:rPr>
+          <w:rFonts w:ascii="Times New Roman" w:hAnsi="Times New Roman" w:eastAsia="微软雅黑"/>
+          <w:b w:val="0"/>
+          <w:i w:val="0"/>
+          <w:color w:val="595959"/>
+          <w:sz w:val="22"/>
+        </w:rPr>
+        <w:t>这是我今年读过的唯一一本书，老师说的每句话都很有用。</w:t>
+      </w:r>
+    </w:p>
+    <w:p>
+      <w:pPr>
+        <w:spacing w:before="80"/>
+      </w:pPr>
+      <w:r>
+        <w:rPr>
+          <w:rFonts w:ascii="Times New Roman" w:hAnsi="Times New Roman" w:eastAsia="微软雅黑"/>
+          <w:b/>
+          <w:i w:val="0"/>
+          <w:color w:val="2E75B6"/>
+          <w:sz w:val="24"/>
+        </w:rPr>
+        <w:t>6.6 只用 which 的情形</w:t>
+      </w:r>
+    </w:p>
+    <w:p>
+      <w:pPr>
+        <w:pStyle w:val="ListBullet"/>
+        <w:spacing w:after="20"/>
+      </w:pPr>
+      <w:r>
+        <w:rPr>
+          <w:rFonts w:ascii="Times New Roman" w:hAnsi="Times New Roman" w:eastAsia="微软雅黑"/>
+          <w:b/>
+          <w:i w:val="0"/>
+          <w:color w:val="C00000"/>
+          <w:sz w:val="22"/>
+        </w:rPr>
+        <w:t>① 介词 + which（in which / with which）；② 非限制性定语从句（有逗号，不能用 that）。</w:t>
+      </w:r>
+    </w:p>
+    <w:p>
+      <w:pPr>
+        <w:spacing w:lineRule="auto" w:line="312" w:after="20"/>
+        <w:ind w:left="340"/>
+      </w:pPr>
+      <w:r>
+        <w:rPr>
+          <w:rFonts w:ascii="Times New Roman" w:hAnsi="Times New Roman" w:eastAsia="微软雅黑"/>
+          <w:b w:val="0"/>
+          <w:i/>
+          <w:sz w:val="22"/>
+        </w:rPr>
+        <w:t xml:space="preserve">The Great Wall, which was built thousands of years ago, attracts millions of visitors every year.　</w:t>
+      </w:r>
+      <w:r>
+        <w:rPr>
+          <w:rFonts w:ascii="Times New Roman" w:hAnsi="Times New Roman" w:eastAsia="微软雅黑"/>
+          <w:b w:val="0"/>
+          <w:i w:val="0"/>
+          <w:color w:val="595959"/>
+          <w:sz w:val="22"/>
+        </w:rPr>
+        <w:t>长城建于数千年前，每年吸引数百万游客。</w:t>
+      </w:r>
+    </w:p>
+    <w:p>
+      <w:pPr>
+        <w:spacing w:before="80"/>
+      </w:pPr>
+      <w:r>
+        <w:rPr>
+          <w:rFonts w:ascii="Times New Roman" w:hAnsi="Times New Roman" w:eastAsia="微软雅黑"/>
+          <w:b/>
+          <w:i w:val="0"/>
+          <w:color w:val="2E75B6"/>
+          <w:sz w:val="24"/>
+        </w:rPr>
+        <w:t>6.7 易错点</w:t>
+      </w:r>
+    </w:p>
+    <w:p>
+      <w:pPr>
+        <w:pStyle w:val="ListBullet"/>
+        <w:spacing w:after="20"/>
+      </w:pPr>
+      <w:r>
+        <w:rPr>
+          <w:rFonts w:ascii="Times New Roman" w:hAnsi="Times New Roman" w:eastAsia="微软雅黑"/>
+          <w:b w:val="0"/>
+          <w:i w:val="0"/>
+          <w:sz w:val="22"/>
+        </w:rPr>
+        <w:t>先行词是 the only/the very/序数词/最高级修饰时，即使指物也不能用 which，只能用 that。</w:t>
+      </w:r>
+    </w:p>
+    <w:p>
+      <w:pPr>
+        <w:pStyle w:val="ListBullet"/>
+        <w:spacing w:after="20"/>
+      </w:pPr>
+      <w:r>
+        <w:rPr>
+          <w:rFonts w:ascii="Times New Roman" w:hAnsi="Times New Roman" w:eastAsia="微软雅黑"/>
+          <w:b w:val="0"/>
+          <w:i w:val="0"/>
+          <w:sz w:val="22"/>
+        </w:rPr>
+        <w:t>非限制性定语从句（逗号）中不能用 that，指物只能用 which，指人只能用 who/whom。</w:t>
       </w:r>
     </w:p>
     <w:p>
@@ -516,7 +1015,7 @@
           <w:i w:val="0"/>
           <w:sz w:val="22"/>
         </w:rPr>
-        <w:t>1. I like music ___ I can dance to, and my friend, who is a quiet girl, likes music ___ is slow and peaceful, because it helps her relax after a busy day.</w:t>
+        <w:t>1. He has lived in this city ___ 2020, when he moved here from the south, and I have known him ___ six years, since we became classmates in junior high school.</w:t>
       </w:r>
     </w:p>
     <w:p>
@@ -531,7 +1030,7 @@
           <w:i w:val="0"/>
           <w:sz w:val="21"/>
         </w:rPr>
-        <w:t>A. who / that　B. that / which　C. whose / who　D. whom / whose</w:t>
+        <w:t>A. for / for　B. since / since　C. since / for　D. for / since</w:t>
       </w:r>
     </w:p>
     <w:p>
@@ -545,7 +1044,7 @@
           <w:i w:val="0"/>
           <w:sz w:val="22"/>
         </w:rPr>
-        <w:t>2. The man ___ is standing over there, wearing a blue coat, is my uncle, and the girl ___ I talked to just now is my cousin, who studies abroad in Canada.</w:t>
+        <w:t>2. By the time I got home, my mother ___ dinner, and my father, who came back earlier, ___ the dishes, so the kitchen was already clean and tidy.</w:t>
       </w:r>
     </w:p>
     <w:p>
@@ -560,7 +1059,7 @@
           <w:i w:val="0"/>
           <w:sz w:val="21"/>
         </w:rPr>
-        <w:t>A. which / which　B. who / that　C. whose / who　D. whom / whose</w:t>
+        <w:t>A. cooked / washed　B. had cooked / had washed　C. has cooked / has washed　D. cooks / washes</w:t>
       </w:r>
     </w:p>
     <w:p>
@@ -574,7 +1073,7 @@
           <w:i w:val="0"/>
           <w:sz w:val="22"/>
         </w:rPr>
-        <w:t>3. The boy ___ father is a famous doctor ___ works in the city hospital won the first prize in the speech contest, which made his mother very proud of him.</w:t>
+        <w:t>3. I ___ to Beijing twice, and last summer I ___ there with my parents, who work in a big hospital, so I know the city quite well now.</w:t>
       </w:r>
     </w:p>
     <w:p>
@@ -589,7 +1088,7 @@
           <w:i w:val="0"/>
           <w:sz w:val="21"/>
         </w:rPr>
-        <w:t>A. whose / who　B. who / whose　C. which / that　D. whom / who</w:t>
+        <w:t>A. have been / went　B. went / have been　C. have gone / went　D. went / had gone</w:t>
       </w:r>
     </w:p>
     <w:p>
@@ -603,7 +1102,65 @@
           <w:i w:val="0"/>
           <w:sz w:val="22"/>
         </w:rPr>
-        <w:t>4. All ___ we need is more time, and everything ___ the teacher said in class yesterday was quite useful, which we should remember and put into practice.</w:t>
+        <w:t>4. While I ___ my homework in my room, my little brother, who is only three years old, ___ into the room quietly and broke my favorite cup, which I received as a gift.</w:t>
+      </w:r>
+    </w:p>
+    <w:p>
+      <w:pPr>
+        <w:spacing w:after="0"/>
+        <w:ind w:left="283"/>
+      </w:pPr>
+      <w:r>
+        <w:rPr>
+          <w:rFonts w:ascii="Times New Roman" w:hAnsi="Times New Roman" w:eastAsia="微软雅黑"/>
+          <w:b w:val="0"/>
+          <w:i w:val="0"/>
+          <w:sz w:val="21"/>
+        </w:rPr>
+        <w:t>A. was doing / came　B. did / was coming　C. have done / comes　D. had done / had come</w:t>
+      </w:r>
+    </w:p>
+    <w:p>
+      <w:pPr>
+        <w:spacing w:lineRule="auto" w:line="312"/>
+      </w:pPr>
+      <w:r>
+        <w:rPr>
+          <w:rFonts w:ascii="Times New Roman" w:hAnsi="Times New Roman" w:eastAsia="微软雅黑"/>
+          <w:b/>
+          <w:i w:val="0"/>
+          <w:sz w:val="22"/>
+        </w:rPr>
+        <w:t>5. She has worked in the bank ___ ten years, and she ___ in a small office before she got this job, which pays much better than the old one.</w:t>
+      </w:r>
+    </w:p>
+    <w:p>
+      <w:pPr>
+        <w:spacing w:after="0"/>
+        <w:ind w:left="283"/>
+      </w:pPr>
+      <w:r>
+        <w:rPr>
+          <w:rFonts w:ascii="Times New Roman" w:hAnsi="Times New Roman" w:eastAsia="微软雅黑"/>
+          <w:b w:val="0"/>
+          <w:i w:val="0"/>
+          <w:sz w:val="21"/>
+        </w:rPr>
+        <w:t>A. for / worked　B. since / works　C. for / works　D. since / worked</w:t>
+      </w:r>
+    </w:p>
+    <w:p>
+      <w:pPr>
+        <w:spacing w:lineRule="auto" w:line="312"/>
+      </w:pPr>
+      <w:r>
+        <w:rPr>
+          <w:rFonts w:ascii="Times New Roman" w:hAnsi="Times New Roman" w:eastAsia="微软雅黑"/>
+          <w:b/>
+          <w:i w:val="0"/>
+          <w:sz w:val="22"/>
+        </w:rPr>
+        <w:t>6. All ___ we need is more time, and everything ___ the teacher said in class yesterday was quite useful, which we should remember and put into practice.</w:t>
       </w:r>
     </w:p>
     <w:p>
@@ -632,7 +1189,7 @@
           <w:i w:val="0"/>
           <w:sz w:val="22"/>
         </w:rPr>
-        <w:t>5. This is the only book ___ I have read this year, and it is the best novel ___ I have ever read, which I will strongly recommend to all my friends.</w:t>
+        <w:t>7. This is the only book ___ I have read this year, and it is the best novel ___ I have ever read, which I will strongly recommend to all my friends.</w:t>
       </w:r>
     </w:p>
     <w:p>
@@ -661,7 +1218,7 @@
           <w:i w:val="0"/>
           <w:sz w:val="22"/>
         </w:rPr>
-        <w:t>6. The school ___ I studied for six years is in the south of the city, and the teachers ___ taught me there are still working in it now, which touches me deeply.</w:t>
+        <w:t>8. The pen ___ which I write my homework was a gift from my teacher, and the desk ___ which I study is very old, but I like them very much.</w:t>
       </w:r>
     </w:p>
     <w:p>
@@ -676,7 +1233,7 @@
           <w:i w:val="0"/>
           <w:sz w:val="21"/>
         </w:rPr>
-        <w:t>A. in which / who　B. which / whom　C. where / which　D. that / that</w:t>
+        <w:t>A. with / in　B. in / with　C. on / at　D. for / on</w:t>
       </w:r>
     </w:p>
     <w:p>
@@ -690,7 +1247,7 @@
           <w:i w:val="0"/>
           <w:sz w:val="22"/>
         </w:rPr>
-        <w:t>7. I will never forget the day ___ I joined the army, and I often go back to the small town ___ I spent my happy childhood, because it is full of good memories.</w:t>
+        <w:t>9. The Great Wall, ___ was built thousands of years ago, attracts millions of visitors, and the city ___ it lies is Beijing, the capital of China.</w:t>
       </w:r>
     </w:p>
     <w:p>
@@ -705,7 +1262,7 @@
           <w:i w:val="0"/>
           <w:sz w:val="21"/>
         </w:rPr>
-        <w:t>A. when / where　B. where / when　C. which / which　D. that / when</w:t>
+        <w:t>A. which / where　B. that / which　C. who / when　D. where / that</w:t>
       </w:r>
     </w:p>
     <w:p>
@@ -719,7 +1276,7 @@
           <w:i w:val="0"/>
           <w:sz w:val="22"/>
         </w:rPr>
-        <w:t>8. The teacher talked about the writer and his books ___ interested the students very much, and the stories ___ are full of imagination moved everyone in the class.</w:t>
+        <w:t>10. The teacher talked about the writer and his books ___ interested the students very much, and the stories ___ are full of imagination moved everyone in the class.</w:t>
       </w:r>
     </w:p>
     <w:p>
@@ -735,64 +1292,6 @@
           <w:sz w:val="21"/>
         </w:rPr>
         <w:t>A. that / that　B. which / which　C. who / whose　D. whom / that</w:t>
-      </w:r>
-    </w:p>
-    <w:p>
-      <w:pPr>
-        <w:spacing w:lineRule="auto" w:line="312"/>
-      </w:pPr>
-      <w:r>
-        <w:rPr>
-          <w:rFonts w:ascii="Times New Roman" w:hAnsi="Times New Roman" w:eastAsia="微软雅黑"/>
-          <w:b/>
-          <w:i w:val="0"/>
-          <w:sz w:val="22"/>
-        </w:rPr>
-        <w:t>9. The doctor ___ we visited yesterday is very kind and patient, and the nurse ___ helped us take the medicine is from the countryside, who speaks softly.</w:t>
-      </w:r>
-    </w:p>
-    <w:p>
-      <w:pPr>
-        <w:spacing w:after="0"/>
-        <w:ind w:left="283"/>
-      </w:pPr>
-      <w:r>
-        <w:rPr>
-          <w:rFonts w:ascii="Times New Roman" w:hAnsi="Times New Roman" w:eastAsia="微软雅黑"/>
-          <w:b w:val="0"/>
-          <w:i w:val="0"/>
-          <w:sz w:val="21"/>
-        </w:rPr>
-        <w:t>A. whom / who　B. who / whom　C. which / which　D. whose / that</w:t>
-      </w:r>
-    </w:p>
-    <w:p>
-      <w:pPr>
-        <w:spacing w:lineRule="auto" w:line="312"/>
-      </w:pPr>
-      <w:r>
-        <w:rPr>
-          <w:rFonts w:ascii="Times New Roman" w:hAnsi="Times New Roman" w:eastAsia="微软雅黑"/>
-          <w:b/>
-          <w:i w:val="0"/>
-          <w:sz w:val="22"/>
-        </w:rPr>
-        <w:t>10. The Great Wall, ___ was built thousands of years ago, attracts millions of visitors every year, and the city ___ it lies is called Beijing, the capital of China.</w:t>
-      </w:r>
-    </w:p>
-    <w:p>
-      <w:pPr>
-        <w:spacing w:after="0"/>
-        <w:ind w:left="283"/>
-      </w:pPr>
-      <w:r>
-        <w:rPr>
-          <w:rFonts w:ascii="Times New Roman" w:hAnsi="Times New Roman" w:eastAsia="微软雅黑"/>
-          <w:b w:val="0"/>
-          <w:i w:val="0"/>
-          <w:sz w:val="21"/>
-        </w:rPr>
-        <w:t>A. which / where　B. that / which　C. who / when　D. where / that</w:t>
       </w:r>
     </w:p>
     <w:p>
@@ -846,7 +1345,7 @@
           <w:color w:val="7F4F00"/>
           <w:sz w:val="21"/>
         </w:rPr>
-        <w:t>词库：who　which　that　whose　where　when　whom　why　in which　with which　who　whose</w:t>
+        <w:t>词库：has lived　for　had finished　was reading　had never seen　in which　that　will visit　have been built　which</w:t>
       </w:r>
     </w:p>
     <w:p>
@@ -861,7 +1360,7 @@
           <w:i w:val="0"/>
           <w:sz w:val="22"/>
         </w:rPr>
-        <w:t>My best friend is a girl (1) ____ name is Lily, who I met on my first day at school. She is the person (2) ____ always helps me when I am in trouble, no matter how difficult the situation is.</w:t>
+        <w:t>My grandparents (1) ____ in this small town since 1980, and I have known them (2) ____ almost twenty years, though I don't see them very often. Last summer, I went to visit them, because I had been busy with my studies for a whole year.</w:t>
       </w:r>
     </w:p>
     <w:p>
@@ -876,7 +1375,7 @@
           <w:i w:val="0"/>
           <w:sz w:val="22"/>
         </w:rPr>
-        <w:t>We often go to the library, (3) ____ we can read books quietly and discuss what we have learned. I still remember the day (4) ____ we first met at the school gate, when I was too shy to say hello. It was also the reason (5) ____ I began to love reading, because she introduced me to many wonderful books.</w:t>
+        <w:t>When I arrived, they (3) ____ lunch, because they knew I would come early. At that time, my grandma (4) ____ a newspaper in the living room, while my grandpa was watching TV. She told me that she (5) ____ such a beautiful sunrise as the one in their garden, which made me curious.</w:t>
       </w:r>
     </w:p>
     <w:p>
@@ -891,22 +1390,7 @@
           <w:i w:val="0"/>
           <w:sz w:val="22"/>
         </w:rPr>
-        <w:t>Lily likes music (6) ____ is soft and beautiful, and she also enjoys movies (7) ____ she is interested in. She especially loves the pen (8) ____ I wrote a letter to her, which she has kept for years.</w:t>
-      </w:r>
-    </w:p>
-    <w:p>
-      <w:pPr>
-        <w:spacing w:lineRule="auto" w:line="312" w:after="60"/>
-        <w:ind w:firstLine="240"/>
-      </w:pPr>
-      <w:r>
-        <w:rPr>
-          <w:rFonts w:ascii="Times New Roman" w:hAnsi="Times New Roman" w:eastAsia="微软雅黑"/>
-          <w:b w:val="0"/>
-          <w:i w:val="0"/>
-          <w:sz w:val="22"/>
-        </w:rPr>
-        <w:t>The teacher (9) ____ we respect most in our school says that Lily is the most hard-working student (10) ____ she has ever seen. I'm really lucky to have such a friend, who makes my life colorful and meaningful.</w:t>
+        <w:t>The old house in (6) ____ they live was built fifty years ago, and it is the only one (7) ____ still keeps its original look in the whole street. My grandpa said, We (8) ____ you next month, if the weather is fine. Many new buildings (9) ____ along the street (10) ____ has become a main road, so the town is changing fast.</w:t>
       </w:r>
     </w:p>
     <w:p>
@@ -950,7 +1434,7 @@
           <w:i w:val="0"/>
           <w:sz w:val="22"/>
         </w:rPr>
-        <w:t>1. 我妈妈是一个总是鼓励我的人，无论我遇到什么困难。</w:t>
+        <w:t>1. 我到车站时火车已经开走了，所以我等了下一班。</w:t>
       </w:r>
     </w:p>
     <w:p>
@@ -964,7 +1448,7 @@
           <w:i w:val="0"/>
           <w:sz w:val="22"/>
         </w:rPr>
-        <w:t>2. 图书馆是我可以安静读书的地方，那里有很多好书。</w:t>
+        <w:t>2. 这是我这学期读过的唯一一本英文小说。</w:t>
       </w:r>
     </w:p>
     <w:p>
@@ -978,7 +1462,7 @@
           <w:i w:val="0"/>
           <w:sz w:val="22"/>
         </w:rPr>
-        <w:t>3. 这是我们去年参观过的博物馆，尽管它不算很大。</w:t>
+        <w:t>3. 她自2018年起就住在长沙，已经住了六年了。</w:t>
       </w:r>
     </w:p>
     <w:sectPr>
